--- a/src/main/resources/PE-Data-Model-Design-v5.docx
+++ b/src/main/resources/PE-Data-Model-Design-v5.docx
@@ -16,6 +16,16 @@
         </w:rPr>
         <w:t>A Data Model for Private Markets</w:t>
       </w:r>
+      <w:r>
+        <w:rPr>
+          <w:b/>
+          <w:bCs/>
+          <w:color w:val="1B2A4A"/>
+          <w:sz w:val="56"/>
+          <w:szCs w:val="56"/>
+        </w:rPr>
+        <w:t>, Alternative Investments.</w:t>
+      </w:r>
     </w:p>
     <w:p>
       <w:pPr>
@@ -30,17 +40,7 @@
           <w:sz w:val="32"/>
           <w:szCs w:val="32"/>
         </w:rPr>
-        <w:t>:</w:t>
-      </w:r>
-      <w:r>
-        <w:rPr>
-          <w:b/>
-          <w:bCs/>
-          <w:color w:val="C8952A"/>
-          <w:sz w:val="32"/>
-          <w:szCs w:val="32"/>
-        </w:rPr>
-        <w:t>Product</w:t>
+        <w:t>:Product</w:t>
       </w:r>
       <w:proofErr w:type="gramEnd"/>
       <w:r>
@@ -62,27 +62,7 @@
           <w:sz w:val="32"/>
           <w:szCs w:val="32"/>
         </w:rPr>
-        <w:t xml:space="preserve">→ </w:t>
-      </w:r>
-      <w:r>
-        <w:rPr>
-          <w:b/>
-          <w:bCs/>
-          <w:color w:val="C8952A"/>
-          <w:sz w:val="32"/>
-          <w:szCs w:val="32"/>
-        </w:rPr>
-        <w:t>:</w:t>
-      </w:r>
-      <w:r>
-        <w:rPr>
-          <w:b/>
-          <w:bCs/>
-          <w:color w:val="C8952A"/>
-          <w:sz w:val="32"/>
-          <w:szCs w:val="32"/>
-        </w:rPr>
-        <w:t>Fund</w:t>
+        <w:t>→ :Fund</w:t>
       </w:r>
       <w:proofErr w:type="gramEnd"/>
       <w:r>
@@ -104,27 +84,7 @@
           <w:sz w:val="32"/>
           <w:szCs w:val="32"/>
         </w:rPr>
-        <w:t xml:space="preserve">→ </w:t>
-      </w:r>
-      <w:r>
-        <w:rPr>
-          <w:b/>
-          <w:bCs/>
-          <w:color w:val="C8952A"/>
-          <w:sz w:val="32"/>
-          <w:szCs w:val="32"/>
-        </w:rPr>
-        <w:t>:</w:t>
-      </w:r>
-      <w:r>
-        <w:rPr>
-          <w:b/>
-          <w:bCs/>
-          <w:color w:val="C8952A"/>
-          <w:sz w:val="32"/>
-          <w:szCs w:val="32"/>
-        </w:rPr>
-        <w:t>Vehicle</w:t>
+        <w:t>→ :Vehicle</w:t>
       </w:r>
       <w:proofErr w:type="gramEnd"/>
       <w:r>
@@ -146,27 +106,7 @@
           <w:sz w:val="32"/>
           <w:szCs w:val="32"/>
         </w:rPr>
-        <w:t xml:space="preserve">→ </w:t>
-      </w:r>
-      <w:r>
-        <w:rPr>
-          <w:b/>
-          <w:bCs/>
-          <w:color w:val="C8952A"/>
-          <w:sz w:val="32"/>
-          <w:szCs w:val="32"/>
-        </w:rPr>
-        <w:t>:</w:t>
-      </w:r>
-      <w:r>
-        <w:rPr>
-          <w:b/>
-          <w:bCs/>
-          <w:color w:val="C8952A"/>
-          <w:sz w:val="32"/>
-          <w:szCs w:val="32"/>
-        </w:rPr>
-        <w:t>Offering</w:t>
+        <w:t>→ :Offering</w:t>
       </w:r>
       <w:proofErr w:type="gramEnd"/>
       <w:r>
@@ -521,6 +461,303 @@
                 <w:szCs w:val="20"/>
               </w:rPr>
               <w:t>Ontology · SHACL Shapes · Model Constraints · Axioms · Inference · Reference Dataset</w:t>
+            </w:r>
+          </w:p>
+        </w:tc>
+      </w:tr>
+      <w:tr>
+        <w:tc>
+          <w:tcPr>
+            <w:tcW w:w="2200" w:type="dxa"/>
+            <w:tcBorders>
+              <w:top w:val="single" w:sz="4" w:space="0" w:color="D1D9E6"/>
+              <w:left w:val="single" w:sz="4" w:space="0" w:color="D1D9E6"/>
+              <w:bottom w:val="single" w:sz="4" w:space="0" w:color="D1D9E6"/>
+              <w:right w:val="single" w:sz="4" w:space="0" w:color="D1D9E6"/>
+            </w:tcBorders>
+            <w:shd w:val="clear" w:color="auto" w:fill="F7F8FA"/>
+            <w:tcMar>
+              <w:top w:w="60" w:type="dxa"/>
+              <w:left w:w="100" w:type="dxa"/>
+              <w:bottom w:w="60" w:type="dxa"/>
+              <w:right w:w="100" w:type="dxa"/>
+            </w:tcMar>
+          </w:tcPr>
+          <w:p>
+            <w:pPr>
+              <w:rPr>
+                <w:b/>
+                <w:bCs/>
+                <w:color w:val="1B2A4A"/>
+                <w:sz w:val="20"/>
+                <w:szCs w:val="20"/>
+              </w:rPr>
+            </w:pPr>
+            <w:r>
+              <w:rPr>
+                <w:b/>
+                <w:bCs/>
+                <w:color w:val="1B2A4A"/>
+                <w:sz w:val="20"/>
+                <w:szCs w:val="20"/>
+              </w:rPr>
+              <w:t>Generated By</w:t>
+            </w:r>
+          </w:p>
+        </w:tc>
+        <w:tc>
+          <w:tcPr>
+            <w:tcW w:w="7160" w:type="dxa"/>
+            <w:tcBorders>
+              <w:top w:val="single" w:sz="4" w:space="0" w:color="D1D9E6"/>
+              <w:left w:val="single" w:sz="4" w:space="0" w:color="D1D9E6"/>
+              <w:bottom w:val="single" w:sz="4" w:space="0" w:color="D1D9E6"/>
+              <w:right w:val="single" w:sz="4" w:space="0" w:color="D1D9E6"/>
+            </w:tcBorders>
+            <w:tcMar>
+              <w:top w:w="60" w:type="dxa"/>
+              <w:left w:w="100" w:type="dxa"/>
+              <w:bottom w:w="60" w:type="dxa"/>
+              <w:right w:w="100" w:type="dxa"/>
+            </w:tcMar>
+          </w:tcPr>
+          <w:p>
+            <w:pPr>
+              <w:rPr>
+                <w:sz w:val="20"/>
+                <w:szCs w:val="20"/>
+              </w:rPr>
+            </w:pPr>
+            <w:r>
+              <w:rPr>
+                <w:sz w:val="20"/>
+                <w:szCs w:val="20"/>
+              </w:rPr>
+              <w:t xml:space="preserve">LLM, grounded on L2 BFS Ontology that extends Upper ontology, L0 – shared </w:t>
+            </w:r>
+            <w:proofErr w:type="spellStart"/>
+            <w:r>
+              <w:rPr>
+                <w:sz w:val="20"/>
+                <w:szCs w:val="20"/>
+              </w:rPr>
+              <w:t>ontolofy</w:t>
+            </w:r>
+            <w:proofErr w:type="spellEnd"/>
+            <w:r>
+              <w:rPr>
+                <w:sz w:val="20"/>
+                <w:szCs w:val="20"/>
+              </w:rPr>
+              <w:t xml:space="preserve"> and L1 – Domain Ontology – higher level Banking and Financial services.</w:t>
+            </w:r>
+          </w:p>
+        </w:tc>
+      </w:tr>
+      <w:tr>
+        <w:tc>
+          <w:tcPr>
+            <w:tcW w:w="2200" w:type="dxa"/>
+            <w:tcBorders>
+              <w:top w:val="single" w:sz="4" w:space="0" w:color="D1D9E6"/>
+              <w:left w:val="single" w:sz="4" w:space="0" w:color="D1D9E6"/>
+              <w:bottom w:val="single" w:sz="4" w:space="0" w:color="D1D9E6"/>
+              <w:right w:val="single" w:sz="4" w:space="0" w:color="D1D9E6"/>
+            </w:tcBorders>
+            <w:shd w:val="clear" w:color="auto" w:fill="F7F8FA"/>
+            <w:tcMar>
+              <w:top w:w="60" w:type="dxa"/>
+              <w:left w:w="100" w:type="dxa"/>
+              <w:bottom w:w="60" w:type="dxa"/>
+              <w:right w:w="100" w:type="dxa"/>
+            </w:tcMar>
+          </w:tcPr>
+          <w:p>
+            <w:pPr>
+              <w:rPr>
+                <w:b/>
+                <w:bCs/>
+                <w:color w:val="1B2A4A"/>
+                <w:sz w:val="20"/>
+                <w:szCs w:val="20"/>
+              </w:rPr>
+            </w:pPr>
+            <w:r>
+              <w:rPr>
+                <w:b/>
+                <w:bCs/>
+                <w:color w:val="1B2A4A"/>
+                <w:sz w:val="20"/>
+                <w:szCs w:val="20"/>
+              </w:rPr>
+              <w:t>Covers</w:t>
+            </w:r>
+          </w:p>
+        </w:tc>
+        <w:tc>
+          <w:tcPr>
+            <w:tcW w:w="7160" w:type="dxa"/>
+            <w:tcBorders>
+              <w:top w:val="single" w:sz="4" w:space="0" w:color="D1D9E6"/>
+              <w:left w:val="single" w:sz="4" w:space="0" w:color="D1D9E6"/>
+              <w:bottom w:val="single" w:sz="4" w:space="0" w:color="D1D9E6"/>
+              <w:right w:val="single" w:sz="4" w:space="0" w:color="D1D9E6"/>
+            </w:tcBorders>
+            <w:tcMar>
+              <w:top w:w="60" w:type="dxa"/>
+              <w:left w:w="100" w:type="dxa"/>
+              <w:bottom w:w="60" w:type="dxa"/>
+              <w:right w:w="100" w:type="dxa"/>
+            </w:tcMar>
+          </w:tcPr>
+          <w:p>
+            <w:pPr>
+              <w:rPr>
+                <w:sz w:val="20"/>
+                <w:szCs w:val="20"/>
+              </w:rPr>
+            </w:pPr>
+            <w:r>
+              <w:rPr>
+                <w:sz w:val="20"/>
+                <w:szCs w:val="20"/>
+              </w:rPr>
+              <w:t xml:space="preserve">Data Elements, Data Entities. Shapes, constraints and axioms </w:t>
+            </w:r>
+          </w:p>
+        </w:tc>
+      </w:tr>
+      <w:tr>
+        <w:tc>
+          <w:tcPr>
+            <w:tcW w:w="2200" w:type="dxa"/>
+            <w:tcBorders>
+              <w:top w:val="single" w:sz="4" w:space="0" w:color="D1D9E6"/>
+              <w:left w:val="single" w:sz="4" w:space="0" w:color="D1D9E6"/>
+              <w:bottom w:val="single" w:sz="4" w:space="0" w:color="D1D9E6"/>
+              <w:right w:val="single" w:sz="4" w:space="0" w:color="D1D9E6"/>
+            </w:tcBorders>
+            <w:shd w:val="clear" w:color="auto" w:fill="F7F8FA"/>
+            <w:tcMar>
+              <w:top w:w="60" w:type="dxa"/>
+              <w:left w:w="100" w:type="dxa"/>
+              <w:bottom w:w="60" w:type="dxa"/>
+              <w:right w:w="100" w:type="dxa"/>
+            </w:tcMar>
+          </w:tcPr>
+          <w:p>
+            <w:pPr>
+              <w:rPr>
+                <w:b/>
+                <w:bCs/>
+                <w:color w:val="1B2A4A"/>
+                <w:sz w:val="20"/>
+                <w:szCs w:val="20"/>
+              </w:rPr>
+            </w:pPr>
+            <w:r>
+              <w:rPr>
+                <w:b/>
+                <w:bCs/>
+                <w:color w:val="1B2A4A"/>
+                <w:sz w:val="20"/>
+                <w:szCs w:val="20"/>
+              </w:rPr>
+              <w:t>Test bed</w:t>
+            </w:r>
+          </w:p>
+        </w:tc>
+        <w:tc>
+          <w:tcPr>
+            <w:tcW w:w="7160" w:type="dxa"/>
+            <w:tcBorders>
+              <w:top w:val="single" w:sz="4" w:space="0" w:color="D1D9E6"/>
+              <w:left w:val="single" w:sz="4" w:space="0" w:color="D1D9E6"/>
+              <w:bottom w:val="single" w:sz="4" w:space="0" w:color="D1D9E6"/>
+              <w:right w:val="single" w:sz="4" w:space="0" w:color="D1D9E6"/>
+            </w:tcBorders>
+            <w:tcMar>
+              <w:top w:w="60" w:type="dxa"/>
+              <w:left w:w="100" w:type="dxa"/>
+              <w:bottom w:w="60" w:type="dxa"/>
+              <w:right w:w="100" w:type="dxa"/>
+            </w:tcMar>
+          </w:tcPr>
+          <w:p>
+            <w:pPr>
+              <w:rPr>
+                <w:sz w:val="20"/>
+                <w:szCs w:val="20"/>
+              </w:rPr>
+            </w:pPr>
+            <w:proofErr w:type="spellStart"/>
+            <w:r>
+              <w:rPr>
+                <w:sz w:val="20"/>
+                <w:szCs w:val="20"/>
+              </w:rPr>
+              <w:t>Graphdb</w:t>
+            </w:r>
+            <w:proofErr w:type="spellEnd"/>
+            <w:r>
+              <w:rPr>
+                <w:sz w:val="20"/>
+                <w:szCs w:val="20"/>
+              </w:rPr>
+              <w:t xml:space="preserve"> with OWL2 reasoning</w:t>
+            </w:r>
+            <w:r>
+              <w:rPr>
+                <w:sz w:val="20"/>
+                <w:szCs w:val="20"/>
+              </w:rPr>
+              <w:t xml:space="preserve"> Amazon </w:t>
+            </w:r>
+            <w:proofErr w:type="gramStart"/>
+            <w:r>
+              <w:rPr>
+                <w:sz w:val="20"/>
+                <w:szCs w:val="20"/>
+              </w:rPr>
+              <w:t>Neptune</w:t>
+            </w:r>
+            <w:r>
+              <w:rPr>
+                <w:sz w:val="20"/>
+                <w:szCs w:val="20"/>
+              </w:rPr>
+              <w:t>(</w:t>
+            </w:r>
+            <w:proofErr w:type="gramEnd"/>
+            <w:r>
+              <w:rPr>
+                <w:sz w:val="20"/>
+                <w:szCs w:val="20"/>
+              </w:rPr>
+              <w:t>Pending)</w:t>
+            </w:r>
+            <w:r>
+              <w:rPr>
+                <w:sz w:val="20"/>
+                <w:szCs w:val="20"/>
+              </w:rPr>
+              <w:t xml:space="preserve"> and </w:t>
+            </w:r>
+            <w:proofErr w:type="spellStart"/>
+            <w:r>
+              <w:rPr>
+                <w:sz w:val="20"/>
+                <w:szCs w:val="20"/>
+              </w:rPr>
+              <w:t>Stardog</w:t>
+            </w:r>
+            <w:proofErr w:type="spellEnd"/>
+            <w:r>
+              <w:rPr>
+                <w:sz w:val="20"/>
+                <w:szCs w:val="20"/>
+              </w:rPr>
+              <w:t xml:space="preserve"> (Pending)</w:t>
             </w:r>
           </w:p>
         </w:tc>
@@ -6273,10 +6510,7 @@
       <w:bookmarkStart w:id="2" w:name="_Toc237337445"/>
       <w:r>
         <w:lastRenderedPageBreak/>
-        <w:t>1 Why</w:t>
-      </w:r>
-      <w:r>
-        <w:t xml:space="preserve"> the Model Has Four Levels</w:t>
+        <w:t>1 Why the Model Has Four Levels</w:t>
       </w:r>
       <w:bookmarkEnd w:id="2"/>
     </w:p>
@@ -59487,6 +59721,14 @@
       <w:t>Ontollogix</w:t>
     </w:r>
     <w:proofErr w:type="spellEnd"/>
+    <w:r>
+      <w:rPr>
+        <w:color w:val="94A3B8"/>
+        <w:sz w:val="16"/>
+        <w:szCs w:val="16"/>
+      </w:rPr>
+      <w:t xml:space="preserve"> – L2 BFS Ontology</w:t>
+    </w:r>
     <w:r>
       <w:rPr>
         <w:color w:val="94A3B8"/>
